--- a/tfl/tables/T-LB-02.docx
+++ b/tfl/tables/T-LB-02.docx
@@ -4080,7 +4080,7 @@
           <w:szCs w:val="14"/>
           <w:color w:val="C0392B"/>
         </w:rPr>
-        <w:t xml:space="preserve">DRAFT — produced 2026-07-19 — synthetic data, NOT for regulatory submission</w:t>
+        <w:t xml:space="preserve">DRAFT — produced 2026-09-20 — synthetic data, NOT for regulatory submission</w:t>
       </w:r>
     </w:p>
     <w:sectPr>

--- a/tfl/tables/T-LB-02.docx
+++ b/tfl/tables/T-LB-02.docx
@@ -129,7 +129,7 @@
           <w:szCs w:val="18"/>
           <w:color w:val="444444"/>
         </w:rPr>
-        <w:t xml:space="preserve">Safety Population (N=449)</w:t>
+        <w:t xml:space="preserve">Safety Population (N=450)</w:t>
       </w:r>
     </w:p>
     <w:p>
@@ -288,7 +288,7 @@
                 <w:szCs w:val="18"/>
                 <w:color w:val="FFFFFF"/>
               </w:rPr>
-              <w:t xml:space="preserve">(N=225)</w:t>
+              <w:t xml:space="preserve">(N=300)</w:t>
             </w:r>
           </w:p>
         </w:tc>
@@ -369,7 +369,7 @@
                 <w:szCs w:val="18"/>
                 <w:color w:val="FFFFFF"/>
               </w:rPr>
-              <w:t xml:space="preserve">(N=224)</w:t>
+              <w:t xml:space="preserve">(N=150)</w:t>
             </w:r>
           </w:p>
         </w:tc>
@@ -484,7 +484,7 @@
                 <w:szCs w:val="18"/>
                 <w:color w:val="000000"/>
               </w:rPr>
-              <w:t xml:space="preserve">225 (100.0)</w:t>
+              <w:t xml:space="preserve">300 (100.0)</w:t>
             </w:r>
           </w:p>
         </w:tc>
@@ -539,7 +539,7 @@
                 <w:szCs w:val="18"/>
                 <w:color w:val="000000"/>
               </w:rPr>
-              <w:t xml:space="preserve">224 (100.0)</w:t>
+              <w:t xml:space="preserve">150 (100.0)</w:t>
             </w:r>
           </w:p>
         </w:tc>
@@ -994,7 +994,7 @@
                 <w:szCs w:val="18"/>
                 <w:color w:val="000000"/>
               </w:rPr>
-              <w:t xml:space="preserve">225 (100.0)</w:t>
+              <w:t xml:space="preserve">299 (99.7)</w:t>
             </w:r>
           </w:p>
         </w:tc>
@@ -1049,7 +1049,7 @@
                 <w:szCs w:val="18"/>
                 <w:color w:val="000000"/>
               </w:rPr>
-              <w:t xml:space="preserve">224 (100.0)</w:t>
+              <w:t xml:space="preserve">150 (100.0)</w:t>
             </w:r>
           </w:p>
         </w:tc>
@@ -1504,7 +1504,7 @@
                 <w:szCs w:val="18"/>
                 <w:color w:val="000000"/>
               </w:rPr>
-              <w:t xml:space="preserve">225 (100.0)</w:t>
+              <w:t xml:space="preserve">300 (100.0)</w:t>
             </w:r>
           </w:p>
         </w:tc>
@@ -1559,7 +1559,7 @@
                 <w:szCs w:val="18"/>
                 <w:color w:val="000000"/>
               </w:rPr>
-              <w:t xml:space="preserve">224 (100.0)</w:t>
+              <w:t xml:space="preserve">150 (100.0)</w:t>
             </w:r>
           </w:p>
         </w:tc>
@@ -2014,7 +2014,7 @@
                 <w:szCs w:val="18"/>
                 <w:color w:val="000000"/>
               </w:rPr>
-              <w:t xml:space="preserve">225 (100.0)</w:t>
+              <w:t xml:space="preserve">300 (100.0)</w:t>
             </w:r>
           </w:p>
         </w:tc>
@@ -2069,7 +2069,7 @@
                 <w:szCs w:val="18"/>
                 <w:color w:val="000000"/>
               </w:rPr>
-              <w:t xml:space="preserve">224 (100.0)</w:t>
+              <w:t xml:space="preserve">150 (100.0)</w:t>
             </w:r>
           </w:p>
         </w:tc>
@@ -2524,7 +2524,7 @@
                 <w:szCs w:val="18"/>
                 <w:color w:val="000000"/>
               </w:rPr>
-              <w:t xml:space="preserve">225 (100.0)</w:t>
+              <w:t xml:space="preserve">300 (100.0)</w:t>
             </w:r>
           </w:p>
         </w:tc>
@@ -2579,7 +2579,7 @@
                 <w:szCs w:val="18"/>
                 <w:color w:val="000000"/>
               </w:rPr>
-              <w:t xml:space="preserve">224 (100.0)</w:t>
+              <w:t xml:space="preserve">150 (100.0)</w:t>
             </w:r>
           </w:p>
         </w:tc>
@@ -3034,7 +3034,7 @@
                 <w:szCs w:val="18"/>
                 <w:color w:val="000000"/>
               </w:rPr>
-              <w:t xml:space="preserve">225 (100.0)</w:t>
+              <w:t xml:space="preserve">300 (100.0)</w:t>
             </w:r>
           </w:p>
         </w:tc>
@@ -3089,7 +3089,7 @@
                 <w:szCs w:val="18"/>
                 <w:color w:val="000000"/>
               </w:rPr>
-              <w:t xml:space="preserve">224 (100.0)</w:t>
+              <w:t xml:space="preserve">150 (100.0)</w:t>
             </w:r>
           </w:p>
         </w:tc>
@@ -3204,7 +3204,7 @@
                 <w:szCs w:val="18"/>
                 <w:color w:val="000000"/>
               </w:rPr>
-              <w:t xml:space="preserve">68 (30.2)</w:t>
+              <w:t xml:space="preserve">91 (30.3)</w:t>
             </w:r>
           </w:p>
         </w:tc>
@@ -3259,7 +3259,7 @@
                 <w:szCs w:val="18"/>
                 <w:color w:val="000000"/>
               </w:rPr>
-              <w:t xml:space="preserve">70 (31.2)</w:t>
+              <w:t xml:space="preserve">49 (32.7)</w:t>
             </w:r>
           </w:p>
         </w:tc>
@@ -3544,7 +3544,7 @@
                 <w:szCs w:val="18"/>
                 <w:color w:val="000000"/>
               </w:rPr>
-              <w:t xml:space="preserve">225 (100.0)</w:t>
+              <w:t xml:space="preserve">300 (100.0)</w:t>
             </w:r>
           </w:p>
         </w:tc>
@@ -3599,7 +3599,7 @@
                 <w:szCs w:val="18"/>
                 <w:color w:val="000000"/>
               </w:rPr>
-              <w:t xml:space="preserve">224 (100.0)</w:t>
+              <w:t xml:space="preserve">150 (100.0)</w:t>
             </w:r>
           </w:p>
         </w:tc>
@@ -3714,7 +3714,7 @@
                 <w:szCs w:val="18"/>
                 <w:color w:val="000000"/>
               </w:rPr>
-              <w:t xml:space="preserve">103 (45.8)</w:t>
+              <w:t xml:space="preserve">143 (47.7)</w:t>
             </w:r>
           </w:p>
         </w:tc>
@@ -3769,7 +3769,7 @@
                 <w:szCs w:val="18"/>
                 <w:color w:val="000000"/>
               </w:rPr>
-              <w:t xml:space="preserve">104 (46.4)</w:t>
+              <w:t xml:space="preserve">58 (38.7)</w:t>
             </w:r>
           </w:p>
         </w:tc>
